--- a/lab2/Отчет_ЛР2_Rukoleev.docx
+++ b/lab2/Отчет_ЛР2_Rukoleev.docx
@@ -50,16 +50,10 @@
         <w:t xml:space="preserve">Студент: </w:t>
       </w:r>
       <w:r>
-        <w:t>Peter</w:t>
-      </w:r>
-      <w:r>
         <w:rPr>
           <w:lang w:val="ru-RU"/>
         </w:rPr>
-        <w:t xml:space="preserve"> </w:t>
-      </w:r>
-      <w:r>
-        <w:t>Rukoleev</w:t>
+        <w:t>Петр Руколеев</w:t>
       </w:r>
       <w:r>
         <w:rPr>
@@ -143,19 +137,7 @@
         <w:rPr>
           <w:lang w:val="ru-RU"/>
         </w:rPr>
-        <w:t xml:space="preserve">Цель работы — освоить написание </w:t>
-      </w:r>
-      <w:r>
-        <w:rPr>
-          <w:lang w:val="ru-RU"/>
-        </w:rPr>
-        <w:t>автономных юнит-тестов, автоматический запуск проверок и поиск дефектов в существующем коде. По требованиям задания необходимо проверить метод из лабораторной работы №1 и учебный модуль расчёта доставки. В работе выполнено по 20 тестов для каждого проекта,</w:t>
-      </w:r>
-      <w:r>
-        <w:rPr>
-          <w:lang w:val="ru-RU"/>
-        </w:rPr>
-        <w:t xml:space="preserve"> всего 40 тестов.</w:t>
+        <w:t>Цель работы — освоить написание автономных юнит-тестов, автоматический запуск проверок и поиск дефектов в существующем коде. По требованиям задания необходимо проверить метод из лабораторной работы №1 и учебный модуль расчёта доставки. В работе выполнено по 20 тестов для каждого проекта, всего 40 тестов.</w:t>
       </w:r>
     </w:p>
     <w:p>
@@ -245,13 +227,7 @@
         <w:rPr>
           <w:lang w:val="ru-RU"/>
         </w:rPr>
-        <w:t xml:space="preserve"> по условию задания пользов</w:t>
-      </w:r>
-      <w:r>
-        <w:rPr>
-          <w:lang w:val="ru-RU"/>
-        </w:rPr>
-        <w:t xml:space="preserve">ателя. Для тестирования используется встроенный модуль </w:t>
+        <w:t xml:space="preserve"> по условию задания пользователя. Для тестирования используется встроенный модуль </w:t>
       </w:r>
       <w:r>
         <w:t>Python</w:t>
@@ -291,22 +267,16 @@
         <w:br/>
       </w:r>
       <w:r>
-        <w:t>Lab</w:t>
+        <w:t>l</w:t>
+      </w:r>
+      <w:r>
+        <w:t>ab</w:t>
       </w:r>
       <w:r>
         <w:rPr>
           <w:lang w:val="ru-RU"/>
         </w:rPr>
-        <w:t>2_</w:t>
-      </w:r>
-      <w:r>
-        <w:t>Rukoleev</w:t>
-      </w:r>
-      <w:r>
-        <w:rPr>
-          <w:lang w:val="ru-RU"/>
-        </w:rPr>
-        <w:t>/</w:t>
+        <w:t>2/</w:t>
       </w:r>
       <w:r>
         <w:rPr>
@@ -476,11 +446,6 @@
           <w:lang w:val="ru-RU"/>
         </w:rPr>
         <w:br/>
-      </w:r>
-      <w:r>
-        <w:rPr>
-          <w:lang w:val="ru-RU"/>
-        </w:rPr>
         <w:t>├── .</w:t>
       </w:r>
       <w:r>
@@ -559,13 +524,7 @@
         <w:rPr>
           <w:lang w:val="ru-RU"/>
         </w:rPr>
-        <w:t>Для метода регистрации написано 20 независимых тестов. Проверяются корректные регистрация и логин, пустой и короткий логин, запрещённые символ</w:t>
-      </w:r>
-      <w:r>
-        <w:rPr>
-          <w:lang w:val="ru-RU"/>
-        </w:rPr>
-        <w:t xml:space="preserve">ы, чёрный список, телефон, </w:t>
+        <w:t xml:space="preserve">Для метода регистрации написано 20 независимых тестов. Проверяются корректные регистрация и логин, пустой и короткий логин, запрещённые символы, чёрный список, телефон, </w:t>
       </w:r>
       <w:r>
         <w:t>email</w:t>
@@ -789,13 +748,7 @@
         <w:rPr>
           <w:lang w:val="ru-RU"/>
         </w:rPr>
-        <w:t>В исходном модуле проверены ограничения веса и расстояния, допустимые типы посылок, базовый тариф, весовые коэффициенты, дополнительные тарифы для хрупкой и опасной посылок, экспресс-доставку и граничные значе</w:t>
-      </w:r>
-      <w:r>
-        <w:rPr>
-          <w:lang w:val="ru-RU"/>
-        </w:rPr>
-        <w:t>ния расстояния.</w:t>
+        <w:t>В исходном модуле проверены ограничения веса и расстояния, допустимые типы посылок, базовый тариф, весовые коэффициенты, дополнительные тарифы для хрупкой и опасной посылок, экспресс-доставку и граничные значения расстояния.</w:t>
       </w:r>
     </w:p>
     <w:p>
@@ -1051,13 +1004,7 @@
         <w:rPr>
           <w:lang w:val="ru-RU"/>
         </w:rPr>
-        <w:t xml:space="preserve">Первый запуск на </w:t>
-      </w:r>
-      <w:r>
-        <w:rPr>
-          <w:lang w:val="ru-RU"/>
-        </w:rPr>
-        <w:t xml:space="preserve">предоставленном исходном </w:t>
+        <w:t xml:space="preserve">Первый запуск на предоставленном исходном </w:t>
       </w:r>
       <w:r>
         <w:t>Delivery</w:t>
@@ -1120,13 +1067,7 @@
         <w:rPr>
           <w:lang w:val="ru-RU"/>
         </w:rPr>
-        <w:t xml:space="preserve"> упало ровно 4 теста. Все </w:t>
-      </w:r>
-      <w:r>
-        <w:rPr>
-          <w:lang w:val="ru-RU"/>
-        </w:rPr>
-        <w:t>падения связаны с расчётом даты доставки и сводятся к двум дефектам: округлению расстояния вниз при переводе в дни и округлению вниз при ускорении экспресс-доставки.</w:t>
+        <w:t xml:space="preserve"> упало ровно 4 теста. Все падения связаны с расчётом даты доставки и сводятся к двум дефектам: округлению расстояния вниз при переводе в дни и округлению вниз при ускорении экспресс-доставки.</w:t>
       </w:r>
     </w:p>
     <w:p>
@@ -1303,13 +1244,7 @@
               <w:rPr>
                 <w:lang w:val="ru-RU"/>
               </w:rPr>
-              <w:t>После де</w:t>
-            </w:r>
-            <w:r>
-              <w:rPr>
-                <w:lang w:val="ru-RU"/>
-              </w:rPr>
-              <w:t>ления одного дня пополам получается 0 дней, поэтому дата доставки совпадает с датой отправки.</w:t>
+              <w:t>После деления одного дня пополам получается 0 дней, поэтому дата доставки совпадает с датой отправки.</w:t>
             </w:r>
           </w:p>
         </w:tc>
@@ -1372,10 +1307,7 @@
           </w:tcPr>
           <w:p>
             <w:r>
-              <w:t>Исполь</w:t>
-            </w:r>
-            <w:r>
-              <w:t>зовать max(1, math.ceil(days_needed / 2)).</w:t>
+              <w:t>Использовать max(1, math.ceil(days_needed / 2)).</w:t>
             </w:r>
           </w:p>
         </w:tc>
@@ -1428,10 +1360,7 @@
           </w:tcPr>
           <w:p>
             <w:r>
-              <w:t>Использовать max(1, math.ceil(days_n</w:t>
-            </w:r>
-            <w:r>
-              <w:t>eeded / 2)).</w:t>
+              <w:t>Использовать max(1, math.ceil(days_needed / 2)).</w:t>
             </w:r>
           </w:p>
         </w:tc>
@@ -1489,13 +1418,7 @@
           <w:lang w:val="ru-RU"/>
         </w:rPr>
         <w:lastRenderedPageBreak/>
-        <w:t>экспресс-доставке количество дней также делится пополам с</w:t>
-      </w:r>
-      <w:r>
-        <w:rPr>
-          <w:lang w:val="ru-RU"/>
-        </w:rPr>
-        <w:t xml:space="preserve"> округлением вверх, но не может быть меньше одного дня.</w:t>
+        <w:t>экспресс-доставке количество дней также делится пополам с округлением вверх, но не может быть меньше одного дня.</w:t>
       </w:r>
     </w:p>
     <w:p>
@@ -1560,13 +1483,7 @@
         </w:rPr>
       </w:pPr>
       <w:r>
-        <w:t>1. Открыть папку Lab2_Rukoleev</w:t>
-      </w:r>
-      <w:r>
-        <w:t xml:space="preserve"> в Visual </w:t>
-      </w:r>
-      <w:r>
-        <w:t>Studio Code.</w:t>
+        <w:t>1. Открыть папку Lab2_Rukoleev в Visual Studio Code.</w:t>
       </w:r>
       <w:r>
         <w:br/>
@@ -1690,13 +1607,7 @@
         <w:rPr>
           <w:lang w:val="ru-RU"/>
         </w:rPr>
-        <w:t>В ходе лабораторной работы были созданы 40 автономных юнит-тестов: 20 для проекта регистрации из лабораторной работы</w:t>
-      </w:r>
-      <w:r>
-        <w:rPr>
-          <w:lang w:val="ru-RU"/>
-        </w:rPr>
-        <w:t xml:space="preserve"> №1 и 20 для модуля доставки. При первом запуске исходного кода доставки обнаружено 4 падения. Анализ показал два логических дефекта в расчёте количества дней доставки. </w:t>
+        <w:t xml:space="preserve">В ходе лабораторной работы были созданы 40 автономных юнит-тестов: 20 для проекта регистрации из лабораторной работы №1 и 20 для модуля доставки. При первом запуске исходного кода доставки обнаружено 4 падения. Анализ показал два логических дефекта в расчёте количества дней доставки. </w:t>
       </w:r>
       <w:r>
         <w:t>После исправления округления все 40 тестов успешно проходят.</w:t>
@@ -2200,11 +2111,6 @@
     <w:lsdException w:name="Book Title" w:uiPriority="33" w:qFormat="1"/>
     <w:lsdException w:name="Bibliography" w:semiHidden="1" w:uiPriority="37" w:unhideWhenUsed="1"/>
     <w:lsdException w:name="TOC Heading" w:semiHidden="1" w:uiPriority="39" w:unhideWhenUsed="1" w:qFormat="1"/>
-    <w:lsdException w:name="Plain Table 5" w:semiHidden="1" w:unhideWhenUsed="1"/>
-    <w:lsdException w:name="Grid Table Light" w:semiHidden="1" w:unhideWhenUsed="1"/>
-    <w:lsdException w:name="Grid Table 1 Light" w:semiHidden="1" w:unhideWhenUsed="1"/>
-    <w:lsdException w:name="Grid Table 2" w:semiHidden="1" w:unhideWhenUsed="1"/>
-    <w:lsdException w:name="Grid Table 3" w:semiHidden="1" w:unhideWhenUsed="1"/>
     <w:lsdException w:name="Grid Table 4" w:uiPriority="49"/>
     <w:lsdException w:name="Grid Table 5 Dark" w:uiPriority="50"/>
     <w:lsdException w:name="Grid Table 6 Colorful" w:uiPriority="51"/>
